--- a/PutData/NimoShake-SendGrid-Myship/交付文件-NimoShake監控與告警.docx
+++ b/PutData/NimoShake-SendGrid-Myship/交付文件-NimoShake監控與告警.docx
@@ -123,7 +123,7 @@
         <w:rPr>
           <w:color w:val="555555"/>
         </w:rPr>
-        <w:t xml:space="preserve"> 2026/07/31</w:t>
+        <w:t xml:space="preserve"> 2026/08/03</w:t>
       </w:r>
     </w:p>
     <w:p>
@@ -7794,6 +7794,134 @@
           </w:tcPr>
           <w:p>
             <w:r>
+              <w:t>FULLCHECK_DIR</w:t>
+            </w:r>
+          </w:p>
+        </w:tc>
+        <w:tc>
+          <w:tcPr>
+            <w:tcW w:type="dxa" w:w="2880"/>
+          </w:tcPr>
+          <w:p>
+            <w:r>
+              <w:t>（空，選填）</w:t>
+            </w:r>
+          </w:p>
+        </w:tc>
+        <w:tc>
+          <w:tcPr>
+            <w:tcW w:type="dxa" w:w="2880"/>
+          </w:tcPr>
+          <w:p>
+            <w:r>
+              <w:t>nimo-full-check 執行目錄（可逗號分隔多個）；設定後複核結束自動寄結果信、中途被終止寄異常告警（見 2.6）</w:t>
+            </w:r>
+          </w:p>
+        </w:tc>
+      </w:tr>
+      <w:tr>
+        <w:tc>
+          <w:tcPr>
+            <w:tcW w:type="dxa" w:w="2880"/>
+          </w:tcPr>
+          <w:p>
+            <w:r>
+              <w:t>FULLCHECK_PROC_PATTERN</w:t>
+            </w:r>
+          </w:p>
+        </w:tc>
+        <w:tc>
+          <w:tcPr>
+            <w:tcW w:type="dxa" w:w="2880"/>
+          </w:tcPr>
+          <w:p>
+            <w:r>
+              <w:t>(^|/)nimo-full-check(\.(linux|darwin))?( |$)</w:t>
+            </w:r>
+          </w:p>
+        </w:tc>
+        <w:tc>
+          <w:tcPr>
+            <w:tcW w:type="dxa" w:w="2880"/>
+          </w:tcPr>
+          <w:p>
+            <w:r>
+              <w:t>fullcheck 程序比對 regex（異常結束偵測用），執行檔改名才需調整</w:t>
+            </w:r>
+          </w:p>
+        </w:tc>
+      </w:tr>
+      <w:tr>
+        <w:tc>
+          <w:tcPr>
+            <w:tcW w:type="dxa" w:w="2880"/>
+          </w:tcPr>
+          <w:p>
+            <w:r>
+              <w:t>WATCHDOG_STALE_SECONDS</w:t>
+            </w:r>
+          </w:p>
+        </w:tc>
+        <w:tc>
+          <w:tcPr>
+            <w:tcW w:type="dxa" w:w="2880"/>
+          </w:tcPr>
+          <w:p>
+            <w:r>
+              <w:t>300</w:t>
+            </w:r>
+          </w:p>
+        </w:tc>
+        <w:tc>
+          <w:tcPr>
+            <w:tcW w:type="dxa" w:w="2880"/>
+          </w:tcPr>
+          <w:p>
+            <w:r>
+              <w:t>引擎心跳落後幾秒視為停擺（看門狗用，見 2.7）</w:t>
+            </w:r>
+          </w:p>
+        </w:tc>
+      </w:tr>
+      <w:tr>
+        <w:tc>
+          <w:tcPr>
+            <w:tcW w:type="dxa" w:w="2880"/>
+          </w:tcPr>
+          <w:p>
+            <w:r>
+              <w:t>WATCHDOG_REALERT_SECONDS</w:t>
+            </w:r>
+          </w:p>
+        </w:tc>
+        <w:tc>
+          <w:tcPr>
+            <w:tcW w:type="dxa" w:w="2880"/>
+          </w:tcPr>
+          <w:p>
+            <w:r>
+              <w:t>21600</w:t>
+            </w:r>
+          </w:p>
+        </w:tc>
+        <w:tc>
+          <w:tcPr>
+            <w:tcW w:type="dxa" w:w="2880"/>
+          </w:tcPr>
+          <w:p>
+            <w:r>
+              <w:t>引擎停擺未恢復多久提醒一次</w:t>
+            </w:r>
+          </w:p>
+        </w:tc>
+      </w:tr>
+      <w:tr>
+        <w:tc>
+          <w:tcPr>
+            <w:tcW w:type="dxa" w:w="2880"/>
+          </w:tcPr>
+          <w:p>
+            <w:r>
               <w:rPr>
                 <w:sz w:val="19"/>
               </w:rPr>
@@ -7969,6 +8097,495 @@
     </w:p>
     <w:p>
       <w:pPr>
+        <w:pStyle w:val="Heading2"/>
+      </w:pPr>
+      <w:r>
+        <w:t>2.6 FullCheck 結束通知（複核完成自動發信）</w:t>
+      </w:r>
+    </w:p>
+    <w:p>
+      <w:pPr/>
+      <w:r>
+        <w:rPr>
+          <w:b w:val="0"/>
+        </w:rPr>
+        <w:t xml:space="preserve">nimo-full-check 全量複核一跑數小時，跑完不必守在螢幕前——在各環境 .conf 設定 </w:t>
+      </w:r>
+      <w:r>
+        <w:rPr>
+          <w:b/>
+        </w:rPr>
+        <w:t>FULLCHECK_DIR</w:t>
+      </w:r>
+      <w:r>
+        <w:rPr>
+          <w:b w:val="0"/>
+        </w:rPr>
+        <w:t>（nimo-full-check.linux 的執行目錄）後，複核結束 1 分鐘內自動寄出結果信。fullcheck 照原本指令執行即可，不需改任何操作、不需經過包裝腳本。</w:t>
+      </w:r>
+    </w:p>
+    <w:p>
+      <w:pPr/>
+      <w:r>
+        <w:rPr>
+          <w:b/>
+        </w:rPr>
+        <w:t>判別方式：</w:t>
+      </w:r>
+      <w:r>
+        <w:rPr>
+          <w:b w:val="0"/>
+        </w:rPr>
+        <w:t>專版 nimo-full-check「結束時」才會在輸出資料夾（-d 參數）寫入 run-manifest.json（含 outcome 與起訖時間），每分鐘排程的告警引擎偵測到新的 manifest 即代表該次複核已結束。</w:t>
+      </w:r>
+    </w:p>
+    <w:p>
+      <w:pPr/>
+      <w:r>
+        <w:rPr>
+          <w:b/>
+        </w:rPr>
+        <w:t>信件主旨依結果分級：</w:t>
+      </w:r>
+    </w:p>
+    <w:tbl>
+      <w:tblPr>
+        <w:tblStyle w:val="LightGrid-Accent1"/>
+        <w:tblW w:type="auto" w:w="0"/>
+        <w:tblLook w:firstColumn="1" w:firstRow="1" w:lastColumn="0" w:lastRow="0" w:noHBand="0" w:noVBand="1" w:val="04A0"/>
+      </w:tblPr>
+      <w:tblGrid>
+        <w:gridCol w:w="4320"/>
+        <w:gridCol w:w="4320"/>
+      </w:tblGrid>
+      <w:tr>
+        <w:tc>
+          <w:tcPr>
+            <w:tcW w:type="dxa" w:w="4320"/>
+          </w:tcPr>
+          <w:p>
+            <w:r>
+              <w:t>結果</w:t>
+            </w:r>
+          </w:p>
+        </w:tc>
+        <w:tc>
+          <w:tcPr>
+            <w:tcW w:type="dxa" w:w="4320"/>
+          </w:tcPr>
+          <w:p>
+            <w:r>
+              <w:t>主旨範例</w:t>
+            </w:r>
+          </w:p>
+        </w:tc>
+      </w:tr>
+      <w:tr>
+        <w:tc>
+          <w:tcPr>
+            <w:tcW w:type="dxa" w:w="4320"/>
+          </w:tcPr>
+          <w:p>
+            <w:r>
+              <w:t>全數通過</w:t>
+            </w:r>
+          </w:p>
+        </w:tc>
+        <w:tc>
+          <w:tcPr>
+            <w:tcW w:type="dxa" w:w="4320"/>
+          </w:tcPr>
+          <w:p>
+            <w:r>
+              <w:t>【StarCo MyShip·測試機】🟢 FullCheck 完成 — PASS</w:t>
+            </w:r>
+          </w:p>
+        </w:tc>
+      </w:tr>
+      <w:tr>
+        <w:tc>
+          <w:tcPr>
+            <w:tcW w:type="dxa" w:w="4320"/>
+          </w:tcPr>
+          <w:p>
+            <w:r>
+              <w:t>通過但有例外</w:t>
+            </w:r>
+          </w:p>
+        </w:tc>
+        <w:tc>
+          <w:tcPr>
+            <w:tcW w:type="dxa" w:w="4320"/>
+          </w:tcPr>
+          <w:p>
+            <w:r>
+              <w:t>【StarCo MyShip·測試機】🟠 FullCheck 完成 — PASS_WITH_EXCEPTIONS (8 筆 exception)</w:t>
+            </w:r>
+          </w:p>
+        </w:tc>
+      </w:tr>
+      <w:tr>
+        <w:tc>
+          <w:tcPr>
+            <w:tcW w:type="dxa" w:w="4320"/>
+          </w:tcPr>
+          <w:p>
+            <w:r>
+              <w:t>比對失敗</w:t>
+            </w:r>
+          </w:p>
+        </w:tc>
+        <w:tc>
+          <w:tcPr>
+            <w:tcW w:type="dxa" w:w="4320"/>
+          </w:tcPr>
+          <w:p>
+            <w:r>
+              <w:t>【StarCo MyShip·測試機】🔴 FullCheck 完成 — FAIL (failed=N)</w:t>
+            </w:r>
+          </w:p>
+        </w:tc>
+      </w:tr>
+    </w:tbl>
+    <w:p>
+      <w:pPr/>
+      <w:r>
+        <w:rPr>
+          <w:b w:val="0"/>
+        </w:rPr>
+      </w:r>
+    </w:p>
+    <w:p>
+      <w:pPr/>
+      <w:r>
+        <w:rPr>
+          <w:b/>
+        </w:rPr>
+        <w:t>信件內容：</w:t>
+      </w:r>
+      <w:r>
+        <w:rPr>
+          <w:b w:val="0"/>
+        </w:rPr>
+        <w:t>outcome、起訖時間（UTC）與耗時、輸出資料夾路徑、各 table 統計表（checked／passed／failed／exceptions／exec_err／target_only，附中文欄位說明：failed＝不符筆數須補搬重驗、exceptions＝來源型別例外非搬遷錯誤）；有異常時另附異常明細（最多 10 筆，逐筆列出表名、主鍵 key、欄位路徑，並以白話標示「值不一致（來源值 vs 目標值並列）」或「型別不相容（要求型別與無法轉型的來源值）」）、超過 10 筆附異常欄位分布 Top 5，以及登入主機可直接複製執行的查詢指令（看全部異常／看某欄位／看各表統計）。</w:t>
+      </w:r>
+    </w:p>
+    <w:p>
+      <w:pPr/>
+      <w:r>
+        <w:rPr>
+          <w:b/>
+        </w:rPr>
+        <w:t>執行方式與時點：</w:t>
+      </w:r>
+      <w:r>
+        <w:rPr>
+          <w:b w:val="0"/>
+        </w:rPr>
+        <w:t>fullcheck 為人工／排程執行的批次工具，本節功能只負責「跑完/掛掉自動通知」，不負責啟動它。執行時點與判定基準以《NimoShake 搬遷工具設定手冊》第 9 章為準：</w:t>
+      </w:r>
+    </w:p>
+    <w:tbl>
+      <w:tblPr>
+        <w:tblStyle w:val="LightGrid-Accent1"/>
+        <w:tblW w:type="auto" w:w="0"/>
+        <w:tblLook w:firstColumn="1" w:firstRow="1" w:lastColumn="0" w:lastRow="0" w:noHBand="0" w:noVBand="1" w:val="04A0"/>
+      </w:tblPr>
+      <w:tblGrid>
+        <w:gridCol w:w="2880"/>
+        <w:gridCol w:w="2880"/>
+        <w:gridCol w:w="2880"/>
+      </w:tblGrid>
+      <w:tr>
+        <w:tc>
+          <w:tcPr>
+            <w:tcW w:type="dxa" w:w="2880"/>
+          </w:tcPr>
+          <w:p>
+            <w:r>
+              <w:t>時點</w:t>
+            </w:r>
+          </w:p>
+        </w:tc>
+        <w:tc>
+          <w:tcPr>
+            <w:tcW w:type="dxa" w:w="2880"/>
+          </w:tcPr>
+          <w:p>
+            <w:r>
+              <w:t>容忍</w:t>
+            </w:r>
+          </w:p>
+        </w:tc>
+        <w:tc>
+          <w:tcPr>
+            <w:tcW w:type="dxa" w:w="2880"/>
+          </w:tcPr>
+          <w:p>
+            <w:r>
+              <w:t>判定</w:t>
+            </w:r>
+          </w:p>
+        </w:tc>
+      </w:tr>
+      <w:tr>
+        <w:tc>
+          <w:tcPr>
+            <w:tcW w:type="dxa" w:w="2880"/>
+          </w:tcPr>
+          <w:p>
+            <w:r>
+              <w:t>全量同步後</w:t>
+            </w:r>
+          </w:p>
+        </w:tc>
+        <w:tc>
+          <w:tcPr>
+            <w:tcW w:type="dxa" w:w="2880"/>
+          </w:tcPr>
+          <w:p>
+            <w:r>
+              <w:t>差 = 0</w:t>
+            </w:r>
+          </w:p>
+        </w:tc>
+        <w:tc>
+          <w:tcPr>
+            <w:tcW w:type="dxa" w:w="2880"/>
+          </w:tcPr>
+          <w:p>
+            <w:r>
+              <w:t>&gt; 0 須立即補搬</w:t>
+            </w:r>
+          </w:p>
+        </w:tc>
+      </w:tr>
+      <w:tr>
+        <w:tc>
+          <w:tcPr>
+            <w:tcW w:type="dxa" w:w="2880"/>
+          </w:tcPr>
+          <w:p>
+            <w:r>
+              <w:t>CDC 穩態（每日驗證，每日巡檢 09:30 檢視結果）</w:t>
+            </w:r>
+          </w:p>
+        </w:tc>
+        <w:tc>
+          <w:tcPr>
+            <w:tcW w:type="dxa" w:w="2880"/>
+          </w:tcPr>
+          <w:p>
+            <w:r>
+              <w:t>差 ≤ CDC 緩衝</w:t>
+            </w:r>
+          </w:p>
+        </w:tc>
+        <w:tc>
+          <w:tcPr>
+            <w:tcW w:type="dxa" w:w="2880"/>
+          </w:tcPr>
+          <w:p>
+            <w:r>
+              <w:t>超出視為異常</w:t>
+            </w:r>
+          </w:p>
+        </w:tc>
+      </w:tr>
+      <w:tr>
+        <w:tc>
+          <w:tcPr>
+            <w:tcW w:type="dxa" w:w="2880"/>
+          </w:tcPr>
+          <w:p>
+            <w:r>
+              <w:t>Cutover 前（停止來源寫入、增量延遲歸零後）</w:t>
+            </w:r>
+          </w:p>
+        </w:tc>
+        <w:tc>
+          <w:tcPr>
+            <w:tcW w:type="dxa" w:w="2880"/>
+          </w:tcPr>
+          <w:p>
+            <w:r>
+              <w:t>差 = 0</w:t>
+            </w:r>
+          </w:p>
+        </w:tc>
+        <w:tc>
+          <w:tcPr>
+            <w:tcW w:type="dxa" w:w="2880"/>
+          </w:tcPr>
+          <w:p>
+            <w:r>
+              <w:t>否則 No-Go</w:t>
+            </w:r>
+          </w:p>
+        </w:tc>
+      </w:tr>
+      <w:tr>
+        <w:tc>
+          <w:tcPr>
+            <w:tcW w:type="dxa" w:w="2880"/>
+          </w:tcPr>
+          <w:p>
+            <w:r>
+              <w:t>Cutover T+24h</w:t>
+            </w:r>
+          </w:p>
+        </w:tc>
+        <w:tc>
+          <w:tcPr>
+            <w:tcW w:type="dxa" w:w="2880"/>
+          </w:tcPr>
+          <w:p>
+            <w:r>
+              <w:t>差 = 0</w:t>
+            </w:r>
+          </w:p>
+        </w:tc>
+        <w:tc>
+          <w:tcPr>
+            <w:tcW w:type="dxa" w:w="2880"/>
+          </w:tcPr>
+          <w:p>
+            <w:r>
+              <w:t>&gt; 0 觸發 Rollback 評估</w:t>
+            </w:r>
+          </w:p>
+        </w:tc>
+      </w:tr>
+    </w:tbl>
+    <w:p>
+      <w:pPr/>
+      <w:r>
+        <w:rPr>
+          <w:b w:val="0"/>
+        </w:rPr>
+      </w:r>
+    </w:p>
+    <w:p>
+      <w:pPr/>
+      <w:r>
+        <w:rPr>
+          <w:b/>
+        </w:rPr>
+        <w:t>注意：</w:t>
+      </w:r>
+      <w:r>
+        <w:rPr>
+          <w:b w:val="0"/>
+        </w:rPr>
+        <w:t>增量同步「進行中」執行 fullcheck，可能因同步延遲出現少量「假差異」（來源剛寫入、目標尚未追上）——這即是 CDC 穩態期容忍「差 ≤ CDC 緩衝」的原因；比對結果最乾淨的時點是兩邊資料靜止時（Cutover 前停寫後）。fullcheck 為全表掃描，會消耗來源 DynamoDB 的 RCU 與目標負載，每日驗證建議排在低峰時段。搭配本節通知，每日驗證跑完即自動收到結果信，毋須人工守候或翻主機查結果。</w:t>
+      </w:r>
+    </w:p>
+    <w:p>
+      <w:pPr/>
+      <w:r>
+        <w:rPr>
+          <w:b/>
+        </w:rPr>
+        <w:t>失敗（中途被終止）也會通知：</w:t>
+      </w:r>
+      <w:r>
+        <w:rPr>
+          <w:b w:val="0"/>
+        </w:rPr>
+        <w:t>正常跑完一定會寫 run-manifest.json，因此引擎同時以 FULLCHECK_PROC_PATTERN 追蹤 fullcheck 程序——程序消失卻沒有新結果檔（被 OOM killer 終止、連線中斷、手動 kill、磁碟滿）時，寄出「🔴 FullCheck 異常結束 (未產出結果)」，信中附已執行時間與排查步驟；判斷前保留約 1 分鐘寬限，避免「程序剛結束、結果檔還在寫」的競態誤報。</w:t>
+      </w:r>
+    </w:p>
+    <w:p>
+      <w:pPr/>
+      <w:r>
+        <w:rPr>
+          <w:b/>
+        </w:rPr>
+        <w:t>不亂寄機制與告警信一致：</w:t>
+      </w:r>
+      <w:r>
+        <w:rPr>
+          <w:b w:val="0"/>
+        </w:rPr>
+        <w:t>同一次複核結果只通知一次——去重指紋採 manifest 的 finished_at，與資料夾路徑無關（fullcheck 重跑時舊輸出資料夾會被改名加時間戳，不會被誤認成新結果重寄）；寄成功才記錄，寄失敗或被冷卻擋下，下一分鐘自動重試；首次啟用只把既有結果記為基準，不補寄歷史結果；一樣受 GLOBAL_COOLDOWN 與 MAX_MAILS_PER_RUN 保護，DRY_RUN=1 時只記錄不真寄。</w:t>
+      </w:r>
+    </w:p>
+    <w:p>
+      <w:pPr/>
+      <w:r>
+        <w:rPr>
+          <w:b/>
+        </w:rPr>
+        <w:t>與增量同步監控的關係：</w:t>
+      </w:r>
+      <w:r>
+        <w:rPr>
+          <w:b w:val="0"/>
+        </w:rPr>
+        <w:t>增量同步的異常（ERROR／斷線／限流／停滯／假死等 13 種條件）本來就由第二部分的告警引擎涵蓋，與本節無關；fullcheck 在增量期間照樣可執行，結束後同樣會收到結果信。</w:t>
+      </w:r>
+    </w:p>
+    <w:p>
+      <w:pPr>
+        <w:pStyle w:val="Heading2"/>
+      </w:pPr>
+      <w:r>
+        <w:t>2.7 看門狗（監控引擎自我監控）</w:t>
+      </w:r>
+    </w:p>
+    <w:p>
+      <w:pPr/>
+      <w:r>
+        <w:rPr>
+          <w:b w:val="0"/>
+        </w:rPr>
+        <w:t>告警體系涵蓋了 nimo-shake 掛掉（PROCESS_DOWN）與 fullcheck 掛掉（異常結束告警），但</w:t>
+      </w:r>
+      <w:r>
+        <w:rPr>
+          <w:b/>
+        </w:rPr>
+        <w:t>告警引擎自己壞掉</w:t>
+      </w:r>
+      <w:r>
+        <w:rPr>
+          <w:b w:val="0"/>
+        </w:rPr>
+        <w:t>（腳本錯誤、conf 被改壞、狀態卡死）等於無聲失明——期間任何異常都不會有人收到信。因此加上最後一層：引擎每輪「完整跑完」在 state/.heartbeat 寫入時間戳；nimoshake-watchdog.sh 由 cron 每 5 分鐘獨立執行，心跳超過 WATCHDOG_STALE_SECONDS（預設 300 秒＝引擎連漏 5 輪）未更新即寄出「🔴 監控引擎停擺 (告警失效中)」，信中附排查四步（查 sudo crontab -l → 看 state/cron.log 錯誤 → 手動跑 --status → 查 conf／磁碟）；停擺未恢復預設每 6 小時提醒一次；心跳恢復後寄 🟢「監控引擎已恢復」。</w:t>
+      </w:r>
+    </w:p>
+    <w:p>
+      <w:pPr/>
+      <w:r>
+        <w:rPr>
+          <w:b/>
+        </w:rPr>
+        <w:t>設計紅線——完全獨立：</w:t>
+      </w:r>
+      <w:r>
+        <w:rPr>
+          <w:b w:val="0"/>
+        </w:rPr>
+        <w:t>看門狗不 source lib/common.sh、不呼叫引擎任何程式碼，只依賴 conf（純 KEY=VALUE）＋ bash ＋ curl——引擎或共用碼壞掉時，看門狗仍能寄信。同樣尊重 DRY_RUN。</w:t>
+      </w:r>
+    </w:p>
+    <w:p>
+      <w:pPr/>
+      <w:r>
+        <w:rPr>
+          <w:b/>
+        </w:rPr>
+        <w:t>涵蓋邊界（誠實聲明）：</w:t>
+      </w:r>
+      <w:r>
+        <w:rPr>
+          <w:b w:val="0"/>
+        </w:rPr>
+        <w:t>看門狗與引擎裝在同一份 crontab——若整份 crontab 未安裝或 cron 服務本身停擺，兩者一起沉默；這一層只能由外部監控（如既有的主機層監控）補上。</w:t>
+      </w:r>
+    </w:p>
+    <w:p>
+      <w:pPr>
         <w:pStyle w:val="Heading1"/>
       </w:pPr>
       <w:r>
@@ -8198,7 +8815,13 @@
           <w:rFonts w:ascii="Consolas" w:hAnsi="Consolas" w:eastAsia="Microsoft JhengHei"/>
           <w:sz w:val="18"/>
         </w:rPr>
-        <w:t>./nimoshake-monitor.sh --watch 5                   # 每 5 秒重新解析刷新</w:t>
+        <w:t>./nimoshake-monitor.sh --watch 5                   # 每 5 秒重新解析刷新（Ctrl-C 結束）</w:t>
+      </w:r>
+    </w:p>
+    <w:p>
+      <w:pPr/>
+      <w:r>
+        <w:t>./nimoshake-monitor.sh --human                     # 強制單次報表（互動終端機下不想持續刷新時用）</w:t>
       </w:r>
     </w:p>
     <w:p>
@@ -8384,6 +9007,12 @@
       </w:r>
     </w:p>
     <w:p>
+      <w:pPr/>
+      <w:r>
+        <w:t>持續刷新模式： 在互動終端機直接執行 sudo bash nimoshake-monitor.sh（不帶模式參數）會自動進入持續刷新——啟動後畫面每 10 秒自動更新，不用重複下指令，Ctrl-C 結束（實作為 while 迴圈 + trap 收訊號）。輸出導向檔案或管線時（如排程產報表）仍為單次報表，既有排程不受影響；互動下要單次請加 --human。</w:t>
+      </w:r>
+    </w:p>
+    <w:p>
       <w:pPr>
         <w:ind w:left="288"/>
       </w:pPr>
@@ -8424,7 +9053,7 @@
         <w:rPr>
           <w:color w:val="555555"/>
         </w:rPr>
-        <w:t xml:space="preserve">），否則會誤報 LOG_MISSING；排程亦須裝在 root 的 crontab（見 3.3）。若啟用了選用的報表排程（見 3.3），其產出的 </w:t>
+        <w:t xml:space="preserve">），否則會誤報 LOG_MISSING；排程亦一律用 sudo crontab -e 裝在 root 底下（見 3.3）。若啟用了選用的報表排程（見 3.3），其產出的 </w:t>
       </w:r>
       <w:r>
         <w:rPr>
@@ -8487,60 +9116,48 @@
       </w:r>
     </w:p>
     <w:p>
-      <w:pPr>
-        <w:ind w:left="288"/>
-      </w:pPr>
+      <w:pPr/>
+      <w:r>
+        <w:t>【重要】排程一律以 sudo crontab -e 裝在 root 底下。NimoShake 由 root 啟動時 log 權限通常是 640（root:root），其他帳號讀不到，排程裝在一般帳號會持續誤報 LOG_MISSING（現象見 3.4，實際部署已踩過此坑）。驗證方式：用排程帳號執行 head &lt;log檔&gt;，出現 Permission denied 即表示讀不到；裝好後以 sudo crontab -l 確認排程存在。</w:t>
+      </w:r>
+    </w:p>
+    <w:p>
+      <w:pPr/>
       <w:r>
         <w:rPr>
           <w:b/>
-          <w:color w:val="555555"/>
         </w:rPr>
-        <w:t>【重要】排程要裝在「讀得到 NimoShake log 的帳號」下。</w:t>
+        <w:t>BASE</w:t>
+      </w:r>
+      <w:r>
+        <w:t xml:space="preserve"> 填「在監控程式資料夾（</w:t>
       </w:r>
       <w:r>
         <w:rPr>
-          <w:color w:val="555555"/>
+          <w:rFonts w:ascii="Consolas" w:hAnsi="Consolas"/>
         </w:rPr>
-        <w:t xml:space="preserve"> NimoShake 若由 root 啟動，log 權限通常是 640（root:root），其他帳號讀不到，監控會持續誤報 LOG_MISSING（現象見 3.4）。此時請以 </w:t>
+        <w:t>ls</w:t>
+      </w:r>
+      <w:r>
+        <w:t xml:space="preserve"> 看得到 </w:t>
       </w:r>
       <w:r>
         <w:rPr>
-          <w:rFonts w:ascii="Consolas" w:hAnsi="Consolas" w:eastAsia="Microsoft JhengHei"/>
-          <w:color w:val="8A2B2B"/>
+          <w:rFonts w:ascii="Consolas" w:hAnsi="Consolas"/>
         </w:rPr>
-        <w:t>sudo crontab -e</w:t>
+        <w:t>nimoshake-alert.sh</w:t>
+      </w:r>
+      <w:r>
+        <w:t xml:space="preserve">）內執行 </w:t>
       </w:r>
       <w:r>
         <w:rPr>
-          <w:color w:val="555555"/>
+          <w:rFonts w:ascii="Consolas" w:hAnsi="Consolas"/>
         </w:rPr>
-        <w:t xml:space="preserve"> 將排程裝在 root 底下。判斷方式：用排程帳號執行 </w:t>
-      </w:r>
-      <w:r>
-        <w:rPr>
-          <w:rFonts w:ascii="Consolas" w:hAnsi="Consolas" w:eastAsia="Microsoft JhengHei"/>
-          <w:color w:val="8A2B2B"/>
-        </w:rPr>
-        <w:t>head &lt;log檔&gt;</w:t>
-      </w:r>
-      <w:r>
-        <w:rPr>
-          <w:color w:val="555555"/>
-        </w:rPr>
-        <w:t xml:space="preserve">，出現 </w:t>
-      </w:r>
-      <w:r>
-        <w:rPr>
-          <w:rFonts w:ascii="Consolas" w:hAnsi="Consolas" w:eastAsia="Microsoft JhengHei"/>
-          <w:color w:val="8A2B2B"/>
-        </w:rPr>
-        <w:t>Permission denied</w:t>
-      </w:r>
-      <w:r>
-        <w:rPr>
-          <w:color w:val="555555"/>
-        </w:rPr>
-        <w:t xml:space="preserve"> 即表示讀不到。</w:t>
+        <w:t>pwd</w:t>
+      </w:r>
+      <w:r>
+        <w:t xml:space="preserve"> 印出來的路徑」。</w:t>
       </w:r>
     </w:p>
     <w:p>
@@ -8638,7 +9255,7 @@
           <w:rFonts w:ascii="Consolas" w:hAnsi="Consolas" w:eastAsia="Microsoft JhengHei"/>
           <w:sz w:val="18"/>
         </w:rPr>
-        <w:t># (選用) 現況報表: 每 5 分鐘產出到 state/report.txt，非 root 帳號可免 sudo cat 查看。</w:t>
+        <w:t># 看門狗: 每 5 分鐘檢查「告警引擎本身」的心跳，引擎停擺即告警 (見 2.7)</w:t>
       </w:r>
     </w:p>
     <w:p>
@@ -8652,7 +9269,7 @@
           <w:rFonts w:ascii="Consolas" w:hAnsi="Consolas" w:eastAsia="Microsoft JhengHei"/>
           <w:sz w:val="18"/>
         </w:rPr>
-        <w:t># 告警與查看職責分離——預設只裝上面的告警排程；需要時取消下兩行註解即可。</w:t>
+        <w:t>*/5 * * * * /bin/bash $BASE/nimoshake-watchdog.sh $BASE/OPAPP/opapp.conf   &gt;&gt; $BASE/OPAPP/state/watchdog.log 2&gt;&amp;1</w:t>
       </w:r>
     </w:p>
     <w:p>
@@ -8666,7 +9283,7 @@
           <w:rFonts w:ascii="Consolas" w:hAnsi="Consolas" w:eastAsia="Microsoft JhengHei"/>
           <w:sz w:val="18"/>
         </w:rPr>
-        <w:t># */5 * * * * /bin/bash $BASE/nimoshake-monitor.sh $BASE/OPAPP/opapp.conf   &gt; $BASE/OPAPP/state/report.txt  2&gt;&amp;1</w:t>
+        <w:t>*/5 * * * * /bin/bash $BASE/nimoshake-watchdog.sh $BASE/MyShip/myship.conf &gt;&gt; $BASE/MyShip/state/watchdog.log 2&gt;&amp;1</w:t>
       </w:r>
     </w:p>
     <w:p>
@@ -8680,6 +9297,62 @@
           <w:rFonts w:ascii="Consolas" w:hAnsi="Consolas" w:eastAsia="Microsoft JhengHei"/>
           <w:sz w:val="18"/>
         </w:rPr>
+        <w:t xml:space="preserve"> </w:t>
+      </w:r>
+    </w:p>
+    <w:p>
+      <w:pPr>
+        <w:spacing w:after="0"/>
+        <w:ind w:left="288"/>
+        <w:shd w:val="clear" w:fill="F2F2F2"/>
+      </w:pPr>
+      <w:r>
+        <w:rPr>
+          <w:rFonts w:ascii="Consolas" w:hAnsi="Consolas" w:eastAsia="Microsoft JhengHei"/>
+          <w:sz w:val="18"/>
+        </w:rPr>
+        <w:t># (選用) 現況報表: 每 5 分鐘產出到 state/report.txt，非 root 帳號可免 sudo cat 查看。</w:t>
+      </w:r>
+    </w:p>
+    <w:p>
+      <w:pPr>
+        <w:spacing w:after="0"/>
+        <w:ind w:left="288"/>
+        <w:shd w:val="clear" w:fill="F2F2F2"/>
+      </w:pPr>
+      <w:r>
+        <w:rPr>
+          <w:rFonts w:ascii="Consolas" w:hAnsi="Consolas" w:eastAsia="Microsoft JhengHei"/>
+          <w:sz w:val="18"/>
+        </w:rPr>
+        <w:t># 告警與查看職責分離——預設只裝上面的告警排程；需要時取消下兩行註解即可。</w:t>
+      </w:r>
+    </w:p>
+    <w:p>
+      <w:pPr>
+        <w:spacing w:after="0"/>
+        <w:ind w:left="288"/>
+        <w:shd w:val="clear" w:fill="F2F2F2"/>
+      </w:pPr>
+      <w:r>
+        <w:rPr>
+          <w:rFonts w:ascii="Consolas" w:hAnsi="Consolas" w:eastAsia="Microsoft JhengHei"/>
+          <w:sz w:val="18"/>
+        </w:rPr>
+        <w:t># */5 * * * * /bin/bash $BASE/nimoshake-monitor.sh $BASE/OPAPP/opapp.conf   &gt; $BASE/OPAPP/state/report.txt  2&gt;&amp;1</w:t>
+      </w:r>
+    </w:p>
+    <w:p>
+      <w:pPr>
+        <w:spacing w:after="0"/>
+        <w:ind w:left="288"/>
+        <w:shd w:val="clear" w:fill="F2F2F2"/>
+      </w:pPr>
+      <w:r>
+        <w:rPr>
+          <w:rFonts w:ascii="Consolas" w:hAnsi="Consolas" w:eastAsia="Microsoft JhengHei"/>
+          <w:sz w:val="18"/>
+        </w:rPr>
         <w:t># */5 * * * * /bin/bash $BASE/nimoshake-monitor.sh $BASE/MyShip/myship.conf &gt; $BASE/MyShip/state/report.txt 2&gt;&amp;1</w:t>
       </w:r>
     </w:p>
@@ -8722,6 +9395,12 @@
       </w:r>
       <w:r>
         <w:t>。</w:t>
+      </w:r>
+    </w:p>
+    <w:p>
+      <w:pPr/>
+      <w:r>
+        <w:t>state/alert.log 訊息前綴怎麼看： INFO = 純紀錄，沒有寄信動作（如建立基準點、低於寄信門檻僅記錄、冷卻中延後、條件靜默清除）；OK = 本輪檢查完成、無需寄信；DONE = 本輪實際有寄信（dry_run=0 真寄出；dry_run=1 為彩排，只記錄該寄哪些、未真的寄）；WARN = 警告（如寄信失敗），需人工留意。</w:t>
       </w:r>
     </w:p>
     <w:p>
